--- a/app/templates/CQU_study_guide_template.docx
+++ b/app/templates/CQU_study_guide_template.docx
@@ -85,72 +85,6 @@
     <w:p>
       <w:r>
         <w:br w:type="page"/>
-      </w:r>
-    </w:p>
-    <w:p>
-      <w:pPr>
-        <w:pStyle w:val="TOCHeading"/>
-      </w:pPr>
-      <w:bookmarkStart w:id="0" w:name="_iniw3qpmtmph" w:colFirst="0" w:colLast="0"/>
-      <w:bookmarkEnd w:id="0"/>
-      <w:r>
-        <w:lastRenderedPageBreak/>
-        <w:t>CONTENTS</w:t>
-      </w:r>
-    </w:p>
-    <w:p>
-      <w:r>
-        <w:t>Generated documents should update this section using Word fields after rendering. In Word: right-click the table of contents area and select Update Field.</w:t>
-      </w:r>
-    </w:p>
-    <w:p>
-      <w:proofErr w:type="gramStart"/>
-      <w:r>
-        <w:rPr>
-          <w:rFonts w:ascii="Courier New" w:eastAsia="Courier New" w:hAnsi="Courier New"/>
-          <w:sz w:val="18"/>
-        </w:rPr>
-        <w:t xml:space="preserve">{{ </w:t>
-      </w:r>
-      <w:proofErr w:type="spellStart"/>
-      <w:r>
-        <w:rPr>
-          <w:rFonts w:ascii="Courier New" w:eastAsia="Courier New" w:hAnsi="Courier New"/>
-          <w:sz w:val="18"/>
-        </w:rPr>
-        <w:t>toc</w:t>
-      </w:r>
-      <w:proofErr w:type="gramEnd"/>
-      <w:r>
-        <w:rPr>
-          <w:rFonts w:ascii="Courier New" w:eastAsia="Courier New" w:hAnsi="Courier New"/>
-          <w:sz w:val="18"/>
-        </w:rPr>
-        <w:t>_</w:t>
-      </w:r>
-      <w:proofErr w:type="gramStart"/>
-      <w:r>
-        <w:rPr>
-          <w:rFonts w:ascii="Courier New" w:eastAsia="Courier New" w:hAnsi="Courier New"/>
-          <w:sz w:val="18"/>
-        </w:rPr>
-        <w:t>placeholder</w:t>
-      </w:r>
-      <w:proofErr w:type="spellEnd"/>
-      <w:r>
-        <w:rPr>
-          <w:rFonts w:ascii="Courier New" w:eastAsia="Courier New" w:hAnsi="Courier New"/>
-          <w:sz w:val="18"/>
-        </w:rPr>
-        <w:t xml:space="preserve"> }</w:t>
-      </w:r>
-      <w:proofErr w:type="gramEnd"/>
-      <w:r>
-        <w:rPr>
-          <w:rFonts w:ascii="Courier New" w:eastAsia="Courier New" w:hAnsi="Courier New"/>
-          <w:sz w:val="18"/>
-        </w:rPr>
-        <w:t>}</w:t>
       </w:r>
     </w:p>
     <w:p>
@@ -230,7 +164,6 @@
         <w:docPartUnique/>
       </w:docPartObj>
     </w:sdtPr>
-    <w:sdtEndPr/>
     <w:sdtContent>
       <w:sdt>
         <w:sdtPr>
@@ -240,7 +173,6 @@
             <w:docPartUnique/>
           </w:docPartObj>
         </w:sdtPr>
-        <w:sdtEndPr/>
         <w:sdtContent>
           <w:p>
             <w:pPr>
@@ -375,7 +307,6 @@
                   <w:id w:val="-1055770822"/>
                   <w:text/>
                 </w:sdtPr>
-                <w:sdtEndPr/>
                 <w:sdtContent>
                   <w:tc>
                     <w:tcPr>
@@ -793,7 +724,7 @@
             </wp:anchor>
           </w:drawing>
         </mc:Choice>
-        <mc:Fallback xmlns:arto="http://schemas.microsoft.com/office/word/2006/arto" xmlns:a14="http://schemas.microsoft.com/office/drawing/2010/main" xmlns:pic="http://schemas.openxmlformats.org/drawingml/2006/picture" xmlns:a="http://schemas.openxmlformats.org/drawingml/2006/main">
+        <mc:Fallback xmlns:a="http://schemas.openxmlformats.org/drawingml/2006/main" xmlns:pic="http://schemas.openxmlformats.org/drawingml/2006/picture" xmlns:a14="http://schemas.microsoft.com/office/drawing/2010/main" xmlns:arto="http://schemas.microsoft.com/office/word/2006/arto">
           <w:pict w14:anchorId="52C5629A">
             <v:line id="Straight Connector 1" style="position:absolute;z-index:251672579;visibility:visible;mso-wrap-style:square;mso-height-percent:0;mso-wrap-distance-left:9pt;mso-wrap-distance-top:0;mso-wrap-distance-right:9pt;mso-wrap-distance-bottom:0;mso-position-horizontal:absolute;mso-position-horizontal-relative:page;mso-position-vertical:absolute;mso-position-vertical-relative:page;mso-height-percent:0;mso-height-relative:margin" o:spid="_x0000_s1026" o:allowoverlap="f" strokecolor="#c7db5c" strokeweight=".5pt" from="297.35pt,38pt" to="297.35pt,741.8pt" w14:anchorId="57A98025" o:gfxdata="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">
               <v:stroke joinstyle="miter"/>
@@ -4900,14 +4831,7 @@
 </file>
 
 <file path=customXml/item1.xml><?xml version="1.0" encoding="utf-8"?>
-<p:properties xmlns:p="http://schemas.microsoft.com/office/2006/metadata/properties" xmlns:xsi="http://www.w3.org/2001/XMLSchema-instance" xmlns:pc="http://schemas.microsoft.com/office/infopath/2007/PartnerControls">
-  <documentManagement>
-    <TaxCatchAll xmlns="23a8e03a-f540-46c0-adeb-6c3d8fada3ab" xsi:nil="true"/>
-    <lcf76f155ced4ddcb4097134ff3c332f xmlns="294a9895-1d1d-4446-bf9d-6590381eaddb">
-      <Terms xmlns="http://schemas.microsoft.com/office/infopath/2007/PartnerControls"/>
-    </lcf76f155ced4ddcb4097134ff3c332f>
-  </documentManagement>
-</p:properties>
+<b:Sources xmlns:b="http://schemas.openxmlformats.org/officeDocument/2006/bibliography" xmlns="http://schemas.openxmlformats.org/officeDocument/2006/bibliography" SelectedStyle="\APASixthEditionOfficeOnline.xsl" StyleName="APA" Version="6"/>
 </file>
 
 <file path=customXml/item2.xml><?xml version="1.0" encoding="utf-8"?>
@@ -4920,7 +4844,14 @@
 </file>
 
 <file path=customXml/item3.xml><?xml version="1.0" encoding="utf-8"?>
-<b:Sources xmlns:b="http://schemas.openxmlformats.org/officeDocument/2006/bibliography" xmlns="http://schemas.openxmlformats.org/officeDocument/2006/bibliography" SelectedStyle="\APASixthEditionOfficeOnline.xsl" StyleName="APA" Version="6"/>
+<p:properties xmlns:p="http://schemas.microsoft.com/office/2006/metadata/properties" xmlns:xsi="http://www.w3.org/2001/XMLSchema-instance" xmlns:pc="http://schemas.microsoft.com/office/infopath/2007/PartnerControls">
+  <documentManagement>
+    <TaxCatchAll xmlns="23a8e03a-f540-46c0-adeb-6c3d8fada3ab" xsi:nil="true"/>
+    <lcf76f155ced4ddcb4097134ff3c332f xmlns="294a9895-1d1d-4446-bf9d-6590381eaddb">
+      <Terms xmlns="http://schemas.microsoft.com/office/infopath/2007/PartnerControls"/>
+    </lcf76f155ced4ddcb4097134ff3c332f>
+  </documentManagement>
+</p:properties>
 </file>
 
 <file path=customXml/item4.xml><?xml version="1.0" encoding="utf-8"?>
@@ -5165,12 +5096,9 @@
 </file>
 
 <file path=customXml/itemProps1.xml><?xml version="1.0" encoding="utf-8"?>
-<ds:datastoreItem xmlns:ds="http://schemas.openxmlformats.org/officeDocument/2006/customXml" ds:itemID="{1C5E38B7-0A1D-4ED7-9B60-E4916DEBA6D7}">
+<ds:datastoreItem xmlns:ds="http://schemas.openxmlformats.org/officeDocument/2006/customXml" ds:itemID="{47A32E93-B0EF-47D1-8D35-90CC1424A5E0}">
   <ds:schemaRefs>
-    <ds:schemaRef ds:uri="http://schemas.microsoft.com/office/2006/metadata/properties"/>
-    <ds:schemaRef ds:uri="http://schemas.microsoft.com/office/infopath/2007/PartnerControls"/>
-    <ds:schemaRef ds:uri="23a8e03a-f540-46c0-adeb-6c3d8fada3ab"/>
-    <ds:schemaRef ds:uri="294a9895-1d1d-4446-bf9d-6590381eaddb"/>
+    <ds:schemaRef ds:uri="http://schemas.openxmlformats.org/officeDocument/2006/bibliography"/>
   </ds:schemaRefs>
 </ds:datastoreItem>
 </file>
@@ -5184,9 +5112,12 @@
 </file>
 
 <file path=customXml/itemProps3.xml><?xml version="1.0" encoding="utf-8"?>
-<ds:datastoreItem xmlns:ds="http://schemas.openxmlformats.org/officeDocument/2006/customXml" ds:itemID="{47A32E93-B0EF-47D1-8D35-90CC1424A5E0}">
+<ds:datastoreItem xmlns:ds="http://schemas.openxmlformats.org/officeDocument/2006/customXml" ds:itemID="{1C5E38B7-0A1D-4ED7-9B60-E4916DEBA6D7}">
   <ds:schemaRefs>
-    <ds:schemaRef ds:uri="http://schemas.openxmlformats.org/officeDocument/2006/bibliography"/>
+    <ds:schemaRef ds:uri="http://schemas.microsoft.com/office/2006/metadata/properties"/>
+    <ds:schemaRef ds:uri="http://schemas.microsoft.com/office/infopath/2007/PartnerControls"/>
+    <ds:schemaRef ds:uri="23a8e03a-f540-46c0-adeb-6c3d8fada3ab"/>
+    <ds:schemaRef ds:uri="294a9895-1d1d-4446-bf9d-6590381eaddb"/>
   </ds:schemaRefs>
 </ds:datastoreItem>
 </file>

--- a/app/templates/CQU_study_guide_template.docx
+++ b/app/templates/CQU_study_guide_template.docx
@@ -4,7 +4,7 @@
   <w:body>
     <w:p>
       <w:pPr>
-        <w:pStyle w:val="DocumentSecondaryTitle"/>
+        <w:pStyle w:val="DocumentSecondaryTitle0"/>
         <w:sectPr>
           <w:footerReference w:type="default" r:id="rId11"/>
           <w:headerReference w:type="first" r:id="rId12"/>
@@ -20,58 +20,92 @@
     <w:p/>
     <w:p>
       <w:pPr>
-        <w:pStyle w:val="DocumentTitle0"/>
+        <w:pStyle w:val="DocumentTitle00"/>
       </w:pPr>
     </w:p>
     <w:p>
       <w:pPr>
-        <w:pStyle w:val="DocumentTitle0"/>
+        <w:pStyle w:val="DocumentTitle00"/>
       </w:pPr>
     </w:p>
     <w:p>
       <w:pPr>
-        <w:pStyle w:val="DocumentTitle0"/>
+        <w:pStyle w:val="DocumentTitle00"/>
       </w:pPr>
     </w:p>
     <w:p>
       <w:pPr>
-        <w:pStyle w:val="DocumentTitle0"/>
+        <w:pStyle w:val="DocumentTitle00"/>
       </w:pPr>
     </w:p>
     <w:p>
       <w:pPr>
-        <w:pStyle w:val="DocumentTitle0"/>
+        <w:pStyle w:val="DocumentTitle00"/>
       </w:pPr>
     </w:p>
     <w:p>
       <w:pPr>
-        <w:pStyle w:val="DocumentTitle0"/>
+        <w:pStyle w:val="DocumentTitle00"/>
       </w:pPr>
     </w:p>
     <w:p>
       <w:pPr>
-        <w:pStyle w:val="DocumentTitle0"/>
+        <w:pStyle w:val="DocumentTitle00"/>
       </w:pPr>
     </w:p>
     <w:p>
       <w:pPr>
-        <w:pStyle w:val="DocumentTitle0"/>
+        <w:pStyle w:val="DocumentTitle00"/>
       </w:pPr>
     </w:p>
     <w:p>
       <w:pPr>
         <w:pStyle w:val="DocumentTitle0"/>
       </w:pPr>
+      <w:proofErr w:type="gramStart"/>
       <w:r>
-        <w:t>{{ unit_code }}</w:t>
+        <w:t xml:space="preserve">{{ </w:t>
+      </w:r>
+      <w:proofErr w:type="spellStart"/>
+      <w:r>
+        <w:t>unit</w:t>
+      </w:r>
+      <w:proofErr w:type="gramEnd"/>
+      <w:r>
+        <w:t>_</w:t>
+      </w:r>
+      <w:proofErr w:type="gramStart"/>
+      <w:r>
+        <w:t>code</w:t>
+      </w:r>
+      <w:proofErr w:type="spellEnd"/>
+      <w:r>
+        <w:t xml:space="preserve"> }</w:t>
+      </w:r>
+      <w:proofErr w:type="gramEnd"/>
+      <w:r>
+        <w:t>}</w:t>
       </w:r>
     </w:p>
     <w:p>
       <w:pPr>
         <w:pStyle w:val="DocumentSecondaryTitle0"/>
       </w:pPr>
+      <w:proofErr w:type="gramStart"/>
       <w:r>
-        <w:t>{{ unit_name | upper }}</w:t>
+        <w:t>{{ unit</w:t>
+      </w:r>
+      <w:proofErr w:type="gramEnd"/>
+      <w:r>
+        <w:t xml:space="preserve">_name | </w:t>
+      </w:r>
+      <w:proofErr w:type="gramStart"/>
+      <w:r>
+        <w:t>upper }</w:t>
+      </w:r>
+      <w:proofErr w:type="gramEnd"/>
+      <w:r>
+        <w:t>}</w:t>
       </w:r>
     </w:p>
     <w:p>
@@ -79,7 +113,23 @@
         <w:pStyle w:val="DocumentSecondaryTitle0"/>
       </w:pPr>
       <w:r>
-        <w:t>STUDY GUIDE | WEEK {{ week_number }}</w:t>
+        <w:t xml:space="preserve">STUDY GUIDE | WEEK </w:t>
+      </w:r>
+      <w:proofErr w:type="gramStart"/>
+      <w:r>
+        <w:t>{{ week</w:t>
+      </w:r>
+      <w:proofErr w:type="gramEnd"/>
+      <w:r>
+        <w:t>_</w:t>
+      </w:r>
+      <w:proofErr w:type="gramStart"/>
+      <w:r>
+        <w:t>number }</w:t>
+      </w:r>
+      <w:proofErr w:type="gramEnd"/>
+      <w:r>
+        <w:t>}</w:t>
       </w:r>
     </w:p>
     <w:p>
@@ -89,6 +139,7 @@
     </w:p>
     <w:p>
       <w:r>
+        <w:lastRenderedPageBreak/>
         <w:br w:type="page"/>
       </w:r>
       <w:proofErr w:type="gramStart"/>
@@ -117,6 +168,7 @@
         <w:t>}</w:t>
       </w:r>
     </w:p>
+    <w:p/>
     <w:sectPr>
       <w:headerReference w:type="default" r:id="rId13"/>
       <w:footerReference w:type="default" r:id="rId14"/>
@@ -243,13 +295,7 @@
                     </w:rPr>
                   </w:pPr>
                   <w:r>
-                    <w:t xml:space="preserve">Page </w:t>
-                  </w:r>
-                  <w:r>
-                    <w:t>2</w:t>
-                  </w:r>
-                  <w:r>
-                    <w:t xml:space="preserve"> of </w:t>
+                    <w:t xml:space="preserve">Page 2 of </w:t>
                   </w:r>
                   <w:r>
                     <w:rPr>
@@ -359,7 +405,7 @@
         <w:noProof/>
       </w:rPr>
       <w:drawing>
-        <wp:anchor distT="0" distB="0" distL="114300" distR="114300" simplePos="0" relativeHeight="251658244" behindDoc="1" locked="0" layoutInCell="1" allowOverlap="1" wp14:anchorId="38FFAD50" wp14:editId="43A8A530">
+        <wp:anchor distT="0" distB="0" distL="114300" distR="114300" simplePos="0" relativeHeight="251658244" behindDoc="1" locked="0" layoutInCell="1" allowOverlap="1" wp14:anchorId="551E3787" wp14:editId="0DCCA9FB">
           <wp:simplePos x="0" y="0"/>
           <wp:positionH relativeFrom="page">
             <wp:posOffset>1</wp:posOffset>
@@ -426,7 +472,7 @@
         <w:noProof/>
       </w:rPr>
       <w:drawing>
-        <wp:anchor distT="0" distB="0" distL="114300" distR="114300" simplePos="0" relativeHeight="251658243" behindDoc="1" locked="0" layoutInCell="1" allowOverlap="1" wp14:anchorId="2697123E" wp14:editId="0CA38FB8">
+        <wp:anchor distT="0" distB="0" distL="114300" distR="114300" simplePos="0" relativeHeight="251658243" behindDoc="1" locked="0" layoutInCell="1" allowOverlap="1" wp14:anchorId="204A1140" wp14:editId="54847E78">
           <wp:simplePos x="0" y="0"/>
           <wp:positionH relativeFrom="page">
             <wp:align>left</wp:align>
@@ -518,7 +564,7 @@
         <w:noProof/>
       </w:rPr>
       <w:drawing>
-        <wp:anchor distT="0" distB="0" distL="114300" distR="114300" simplePos="0" relativeHeight="251658240" behindDoc="1" locked="0" layoutInCell="1" allowOverlap="1" wp14:anchorId="7E2A458B" wp14:editId="36BAD810">
+        <wp:anchor distT="0" distB="0" distL="114300" distR="114300" simplePos="0" relativeHeight="251660292" behindDoc="1" locked="0" layoutInCell="1" allowOverlap="1" wp14:anchorId="0FADC24A" wp14:editId="18035D9D">
           <wp:simplePos x="0" y="0"/>
           <wp:positionH relativeFrom="page">
             <wp:align>left</wp:align>
@@ -669,7 +715,7 @@
       <mc:AlternateContent>
         <mc:Choice Requires="wps">
           <w:drawing>
-            <wp:anchor distT="0" distB="0" distL="114300" distR="114300" simplePos="0" relativeHeight="251658242" behindDoc="0" locked="0" layoutInCell="1" allowOverlap="0" wp14:anchorId="37D5F516" wp14:editId="26280DE2">
+            <wp:anchor distT="0" distB="0" distL="114300" distR="114300" simplePos="0" relativeHeight="251658242" behindDoc="0" locked="0" layoutInCell="1" allowOverlap="0" wp14:anchorId="0A17D2F1" wp14:editId="4F042AFD">
               <wp:simplePos x="0" y="0"/>
               <wp:positionH relativeFrom="page">
                 <wp:posOffset>3776133</wp:posOffset>
@@ -724,9 +770,9 @@
             </wp:anchor>
           </w:drawing>
         </mc:Choice>
-        <mc:Fallback xmlns:a="http://schemas.openxmlformats.org/drawingml/2006/main" xmlns:pic="http://schemas.openxmlformats.org/drawingml/2006/picture" xmlns:a14="http://schemas.microsoft.com/office/drawing/2010/main" xmlns:arto="http://schemas.microsoft.com/office/word/2006/arto">
-          <w:pict w14:anchorId="52C5629A">
-            <v:line id="Straight Connector 1" style="position:absolute;z-index:251672579;visibility:visible;mso-wrap-style:square;mso-height-percent:0;mso-wrap-distance-left:9pt;mso-wrap-distance-top:0;mso-wrap-distance-right:9pt;mso-wrap-distance-bottom:0;mso-position-horizontal:absolute;mso-position-horizontal-relative:page;mso-position-vertical:absolute;mso-position-vertical-relative:page;mso-height-percent:0;mso-height-relative:margin" o:spid="_x0000_s1026" o:allowoverlap="f" strokecolor="#c7db5c" strokeweight=".5pt" from="297.35pt,38pt" to="297.35pt,741.8pt" w14:anchorId="57A98025" o:gfxdata="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">
+        <mc:Fallback xmlns:arto="http://schemas.microsoft.com/office/word/2006/arto">
+          <w:pict>
+            <v:line w14:anchorId="57A98025" id="Straight Connector 1" o:spid="_x0000_s1026" style="position:absolute;z-index:251672579;visibility:visible;mso-wrap-style:square;mso-height-percent:0;mso-wrap-distance-left:9pt;mso-wrap-distance-top:0;mso-wrap-distance-right:9pt;mso-wrap-distance-bottom:0;mso-position-horizontal:absolute;mso-position-horizontal-relative:page;mso-position-vertical:absolute;mso-position-vertical-relative:page;mso-height-percent:0;mso-height-relative:margin" from="297.35pt,38pt" to="297.35pt,741.8pt" o:gfxdata="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" o:allowoverlap="f" strokecolor="#c7db5c" strokeweight=".5pt">
               <v:stroke joinstyle="miter"/>
               <w10:wrap anchorx="page" anchory="page"/>
             </v:line>
@@ -739,7 +785,7 @@
         <w:noProof/>
       </w:rPr>
       <w:drawing>
-        <wp:anchor distT="0" distB="0" distL="114300" distR="114300" simplePos="0" relativeHeight="251658241" behindDoc="1" locked="0" layoutInCell="1" allowOverlap="1" wp14:anchorId="69A9561D" wp14:editId="20598D86">
+        <wp:anchor distT="0" distB="0" distL="114300" distR="114300" simplePos="0" relativeHeight="251658241" behindDoc="1" locked="0" layoutInCell="1" allowOverlap="1" wp14:anchorId="6DF208A9" wp14:editId="7943275D">
           <wp:simplePos x="0" y="0"/>
           <wp:positionH relativeFrom="margin">
             <wp:posOffset>-537845</wp:posOffset>
@@ -1373,6 +1419,95 @@
     </w:lvl>
   </w:abstractNum>
   <w:abstractNum w:abstractNumId="5" w15:restartNumberingAfterBreak="0">
+    <w:nsid w:val="360E72D4"/>
+    <w:multiLevelType w:val="hybridMultilevel"/>
+    <w:tmpl w:val="1E4E129C"/>
+    <w:lvl w:ilvl="0" w:tplc="08090001">
+      <w:start w:val="1"/>
+      <w:numFmt w:val="bullet"/>
+      <w:lvlText w:val=""/>
+      <w:lvlJc w:val="left"/>
+      <w:pPr>
+        <w:ind w:left="720" w:hanging="360"/>
+      </w:pPr>
+      <w:rPr>
+        <w:rFonts w:ascii="Symbol" w:hAnsi="Symbol" w:hint="default"/>
+      </w:rPr>
+    </w:lvl>
+    <w:lvl w:ilvl="1" w:tplc="FFFFFFFF" w:tentative="1">
+      <w:start w:val="1"/>
+      <w:numFmt w:val="lowerLetter"/>
+      <w:lvlText w:val="%2."/>
+      <w:lvlJc w:val="left"/>
+      <w:pPr>
+        <w:ind w:left="1440" w:hanging="360"/>
+      </w:pPr>
+    </w:lvl>
+    <w:lvl w:ilvl="2" w:tplc="FFFFFFFF" w:tentative="1">
+      <w:start w:val="1"/>
+      <w:numFmt w:val="lowerRoman"/>
+      <w:lvlText w:val="%3."/>
+      <w:lvlJc w:val="right"/>
+      <w:pPr>
+        <w:ind w:left="2160" w:hanging="180"/>
+      </w:pPr>
+    </w:lvl>
+    <w:lvl w:ilvl="3" w:tplc="FFFFFFFF" w:tentative="1">
+      <w:start w:val="1"/>
+      <w:numFmt w:val="decimal"/>
+      <w:lvlText w:val="%4."/>
+      <w:lvlJc w:val="left"/>
+      <w:pPr>
+        <w:ind w:left="2880" w:hanging="360"/>
+      </w:pPr>
+    </w:lvl>
+    <w:lvl w:ilvl="4" w:tplc="FFFFFFFF" w:tentative="1">
+      <w:start w:val="1"/>
+      <w:numFmt w:val="lowerLetter"/>
+      <w:lvlText w:val="%5."/>
+      <w:lvlJc w:val="left"/>
+      <w:pPr>
+        <w:ind w:left="3600" w:hanging="360"/>
+      </w:pPr>
+    </w:lvl>
+    <w:lvl w:ilvl="5" w:tplc="FFFFFFFF" w:tentative="1">
+      <w:start w:val="1"/>
+      <w:numFmt w:val="lowerRoman"/>
+      <w:lvlText w:val="%6."/>
+      <w:lvlJc w:val="right"/>
+      <w:pPr>
+        <w:ind w:left="4320" w:hanging="180"/>
+      </w:pPr>
+    </w:lvl>
+    <w:lvl w:ilvl="6" w:tplc="FFFFFFFF" w:tentative="1">
+      <w:start w:val="1"/>
+      <w:numFmt w:val="decimal"/>
+      <w:lvlText w:val="%7."/>
+      <w:lvlJc w:val="left"/>
+      <w:pPr>
+        <w:ind w:left="5040" w:hanging="360"/>
+      </w:pPr>
+    </w:lvl>
+    <w:lvl w:ilvl="7" w:tplc="FFFFFFFF" w:tentative="1">
+      <w:start w:val="1"/>
+      <w:numFmt w:val="lowerLetter"/>
+      <w:lvlText w:val="%8."/>
+      <w:lvlJc w:val="left"/>
+      <w:pPr>
+        <w:ind w:left="5760" w:hanging="360"/>
+      </w:pPr>
+    </w:lvl>
+    <w:lvl w:ilvl="8" w:tplc="FFFFFFFF" w:tentative="1">
+      <w:start w:val="1"/>
+      <w:numFmt w:val="lowerRoman"/>
+      <w:lvlText w:val="%9."/>
+      <w:lvlJc w:val="right"/>
+      <w:pPr>
+        <w:ind w:left="6480" w:hanging="180"/>
+      </w:pPr>
+    </w:lvl>
+  </w:abstractNum>
+  <w:abstractNum w:abstractNumId="6" w15:restartNumberingAfterBreak="0">
     <w:nsid w:val="373058C4"/>
     <w:multiLevelType w:val="hybridMultilevel"/>
     <w:tmpl w:val="274CF730"/>
@@ -1485,7 +1620,7 @@
       </w:rPr>
     </w:lvl>
   </w:abstractNum>
-  <w:abstractNum w:abstractNumId="6" w15:restartNumberingAfterBreak="0">
+  <w:abstractNum w:abstractNumId="7" w15:restartNumberingAfterBreak="0">
     <w:nsid w:val="39C040F9"/>
     <w:multiLevelType w:val="hybridMultilevel"/>
     <w:tmpl w:val="9C529D50"/>
@@ -1598,7 +1733,7 @@
       </w:rPr>
     </w:lvl>
   </w:abstractNum>
-  <w:abstractNum w:abstractNumId="7" w15:restartNumberingAfterBreak="0">
+  <w:abstractNum w:abstractNumId="8" w15:restartNumberingAfterBreak="0">
     <w:nsid w:val="3D4A6E60"/>
     <w:multiLevelType w:val="multilevel"/>
     <w:tmpl w:val="2AE035B2"/>
@@ -1711,7 +1846,7 @@
       </w:pPr>
     </w:lvl>
   </w:abstractNum>
-  <w:abstractNum w:abstractNumId="8" w15:restartNumberingAfterBreak="0">
+  <w:abstractNum w:abstractNumId="9" w15:restartNumberingAfterBreak="0">
     <w:nsid w:val="3F3F1066"/>
     <w:multiLevelType w:val="multilevel"/>
     <w:tmpl w:val="B80ADF84"/>
@@ -1824,7 +1959,7 @@
       </w:pPr>
     </w:lvl>
   </w:abstractNum>
-  <w:abstractNum w:abstractNumId="9" w15:restartNumberingAfterBreak="0">
+  <w:abstractNum w:abstractNumId="10" w15:restartNumberingAfterBreak="0">
     <w:nsid w:val="449F4261"/>
     <w:multiLevelType w:val="multilevel"/>
     <w:tmpl w:val="81F882E6"/>
@@ -1937,7 +2072,7 @@
       </w:pPr>
     </w:lvl>
   </w:abstractNum>
-  <w:abstractNum w:abstractNumId="10" w15:restartNumberingAfterBreak="0">
+  <w:abstractNum w:abstractNumId="11" w15:restartNumberingAfterBreak="0">
     <w:nsid w:val="4A9625D1"/>
     <w:multiLevelType w:val="multilevel"/>
     <w:tmpl w:val="FEE2DDE4"/>
@@ -2054,7 +2189,7 @@
       </w:rPr>
     </w:lvl>
   </w:abstractNum>
-  <w:abstractNum w:abstractNumId="11" w15:restartNumberingAfterBreak="0">
+  <w:abstractNum w:abstractNumId="12" w15:restartNumberingAfterBreak="0">
     <w:nsid w:val="51E576E3"/>
     <w:multiLevelType w:val="multilevel"/>
     <w:tmpl w:val="82AEBB88"/>
@@ -2203,7 +2338,93 @@
       </w:rPr>
     </w:lvl>
   </w:abstractNum>
-  <w:abstractNum w:abstractNumId="12" w15:restartNumberingAfterBreak="0">
+  <w:abstractNum w:abstractNumId="13" w15:restartNumberingAfterBreak="0">
+    <w:nsid w:val="522D5230"/>
+    <w:multiLevelType w:val="hybridMultilevel"/>
+    <w:tmpl w:val="A3F0C17A"/>
+    <w:lvl w:ilvl="0" w:tplc="0809000F">
+      <w:start w:val="1"/>
+      <w:numFmt w:val="decimal"/>
+      <w:lvlText w:val="%1."/>
+      <w:lvlJc w:val="left"/>
+      <w:pPr>
+        <w:ind w:left="720" w:hanging="360"/>
+      </w:pPr>
+    </w:lvl>
+    <w:lvl w:ilvl="1" w:tplc="08090019" w:tentative="1">
+      <w:start w:val="1"/>
+      <w:numFmt w:val="lowerLetter"/>
+      <w:lvlText w:val="%2."/>
+      <w:lvlJc w:val="left"/>
+      <w:pPr>
+        <w:ind w:left="1440" w:hanging="360"/>
+      </w:pPr>
+    </w:lvl>
+    <w:lvl w:ilvl="2" w:tplc="0809001B" w:tentative="1">
+      <w:start w:val="1"/>
+      <w:numFmt w:val="lowerRoman"/>
+      <w:lvlText w:val="%3."/>
+      <w:lvlJc w:val="right"/>
+      <w:pPr>
+        <w:ind w:left="2160" w:hanging="180"/>
+      </w:pPr>
+    </w:lvl>
+    <w:lvl w:ilvl="3" w:tplc="0809000F" w:tentative="1">
+      <w:start w:val="1"/>
+      <w:numFmt w:val="decimal"/>
+      <w:lvlText w:val="%4."/>
+      <w:lvlJc w:val="left"/>
+      <w:pPr>
+        <w:ind w:left="2880" w:hanging="360"/>
+      </w:pPr>
+    </w:lvl>
+    <w:lvl w:ilvl="4" w:tplc="08090019" w:tentative="1">
+      <w:start w:val="1"/>
+      <w:numFmt w:val="lowerLetter"/>
+      <w:lvlText w:val="%5."/>
+      <w:lvlJc w:val="left"/>
+      <w:pPr>
+        <w:ind w:left="3600" w:hanging="360"/>
+      </w:pPr>
+    </w:lvl>
+    <w:lvl w:ilvl="5" w:tplc="0809001B" w:tentative="1">
+      <w:start w:val="1"/>
+      <w:numFmt w:val="lowerRoman"/>
+      <w:lvlText w:val="%6."/>
+      <w:lvlJc w:val="right"/>
+      <w:pPr>
+        <w:ind w:left="4320" w:hanging="180"/>
+      </w:pPr>
+    </w:lvl>
+    <w:lvl w:ilvl="6" w:tplc="0809000F" w:tentative="1">
+      <w:start w:val="1"/>
+      <w:numFmt w:val="decimal"/>
+      <w:lvlText w:val="%7."/>
+      <w:lvlJc w:val="left"/>
+      <w:pPr>
+        <w:ind w:left="5040" w:hanging="360"/>
+      </w:pPr>
+    </w:lvl>
+    <w:lvl w:ilvl="7" w:tplc="08090019" w:tentative="1">
+      <w:start w:val="1"/>
+      <w:numFmt w:val="lowerLetter"/>
+      <w:lvlText w:val="%8."/>
+      <w:lvlJc w:val="left"/>
+      <w:pPr>
+        <w:ind w:left="5760" w:hanging="360"/>
+      </w:pPr>
+    </w:lvl>
+    <w:lvl w:ilvl="8" w:tplc="0809001B" w:tentative="1">
+      <w:start w:val="1"/>
+      <w:numFmt w:val="lowerRoman"/>
+      <w:lvlText w:val="%9."/>
+      <w:lvlJc w:val="right"/>
+      <w:pPr>
+        <w:ind w:left="6480" w:hanging="180"/>
+      </w:pPr>
+    </w:lvl>
+  </w:abstractNum>
+  <w:abstractNum w:abstractNumId="14" w15:restartNumberingAfterBreak="0">
     <w:nsid w:val="54D65276"/>
     <w:multiLevelType w:val="multilevel"/>
     <w:tmpl w:val="A1CC9CB6"/>
@@ -2316,7 +2537,7 @@
       </w:pPr>
     </w:lvl>
   </w:abstractNum>
-  <w:abstractNum w:abstractNumId="13" w15:restartNumberingAfterBreak="0">
+  <w:abstractNum w:abstractNumId="15" w15:restartNumberingAfterBreak="0">
     <w:nsid w:val="593505A6"/>
     <w:multiLevelType w:val="multilevel"/>
     <w:tmpl w:val="E034D1B0"/>
@@ -2429,7 +2650,7 @@
       </w:pPr>
     </w:lvl>
   </w:abstractNum>
-  <w:abstractNum w:abstractNumId="14" w15:restartNumberingAfterBreak="0">
+  <w:abstractNum w:abstractNumId="16" w15:restartNumberingAfterBreak="0">
     <w:nsid w:val="5F7C5D65"/>
     <w:multiLevelType w:val="hybridMultilevel"/>
     <w:tmpl w:val="633EC2E8"/>
@@ -2542,7 +2763,7 @@
       </w:rPr>
     </w:lvl>
   </w:abstractNum>
-  <w:abstractNum w:abstractNumId="15" w15:restartNumberingAfterBreak="0">
+  <w:abstractNum w:abstractNumId="17" w15:restartNumberingAfterBreak="0">
     <w:nsid w:val="66022291"/>
     <w:multiLevelType w:val="hybridMultilevel"/>
     <w:tmpl w:val="85AC7CD2"/>
@@ -2655,7 +2876,7 @@
       </w:rPr>
     </w:lvl>
   </w:abstractNum>
-  <w:abstractNum w:abstractNumId="16" w15:restartNumberingAfterBreak="0">
+  <w:abstractNum w:abstractNumId="18" w15:restartNumberingAfterBreak="0">
     <w:nsid w:val="683D329B"/>
     <w:multiLevelType w:val="multilevel"/>
     <w:tmpl w:val="64B87232"/>
@@ -2772,7 +2993,7 @@
       </w:rPr>
     </w:lvl>
   </w:abstractNum>
-  <w:abstractNum w:abstractNumId="17" w15:restartNumberingAfterBreak="0">
+  <w:abstractNum w:abstractNumId="19" w15:restartNumberingAfterBreak="0">
     <w:nsid w:val="6E272294"/>
     <w:multiLevelType w:val="hybridMultilevel"/>
     <w:tmpl w:val="8D325F6C"/>
@@ -2885,7 +3106,7 @@
       </w:rPr>
     </w:lvl>
   </w:abstractNum>
-  <w:abstractNum w:abstractNumId="18" w15:restartNumberingAfterBreak="0">
+  <w:abstractNum w:abstractNumId="20" w15:restartNumberingAfterBreak="0">
     <w:nsid w:val="77F8458E"/>
     <w:multiLevelType w:val="multilevel"/>
     <w:tmpl w:val="473421D8"/>
@@ -2998,7 +3219,7 @@
       </w:pPr>
     </w:lvl>
   </w:abstractNum>
-  <w:abstractNum w:abstractNumId="19" w15:restartNumberingAfterBreak="0">
+  <w:abstractNum w:abstractNumId="21" w15:restartNumberingAfterBreak="0">
     <w:nsid w:val="79504338"/>
     <w:multiLevelType w:val="multilevel"/>
     <w:tmpl w:val="EDEE771C"/>
@@ -3111,7 +3332,7 @@
       </w:pPr>
     </w:lvl>
   </w:abstractNum>
-  <w:abstractNum w:abstractNumId="20" w15:restartNumberingAfterBreak="0">
+  <w:abstractNum w:abstractNumId="22" w15:restartNumberingAfterBreak="0">
     <w:nsid w:val="7BA00B91"/>
     <w:multiLevelType w:val="multilevel"/>
     <w:tmpl w:val="C8A6445E"/>
@@ -3231,37 +3452,43 @@
     <w:abstractNumId w:val="0"/>
   </w:num>
   <w:num w:numId="3" w16cid:durableId="1523125755">
-    <w:abstractNumId w:val="10"/>
+    <w:abstractNumId w:val="11"/>
   </w:num>
   <w:num w:numId="4" w16cid:durableId="2135170152">
-    <w:abstractNumId w:val="19"/>
+    <w:abstractNumId w:val="21"/>
   </w:num>
   <w:num w:numId="5" w16cid:durableId="1340231889">
-    <w:abstractNumId w:val="18"/>
+    <w:abstractNumId w:val="20"/>
   </w:num>
   <w:num w:numId="6" w16cid:durableId="1535774549">
-    <w:abstractNumId w:val="15"/>
+    <w:abstractNumId w:val="17"/>
   </w:num>
   <w:num w:numId="7" w16cid:durableId="1312759575">
+    <w:abstractNumId w:val="16"/>
+  </w:num>
+  <w:num w:numId="8" w16cid:durableId="1854101454">
+    <w:abstractNumId w:val="6"/>
+  </w:num>
+  <w:num w:numId="9" w16cid:durableId="904686688">
     <w:abstractNumId w:val="14"/>
   </w:num>
-  <w:num w:numId="8" w16cid:durableId="1854101454">
-    <w:abstractNumId w:val="5"/>
-  </w:num>
-  <w:num w:numId="9" w16cid:durableId="904686688">
-    <w:abstractNumId w:val="12"/>
-  </w:num>
   <w:num w:numId="10" w16cid:durableId="176505928">
-    <w:abstractNumId w:val="6"/>
+    <w:abstractNumId w:val="7"/>
   </w:num>
   <w:num w:numId="11" w16cid:durableId="1775975909">
-    <w:abstractNumId w:val="16"/>
+    <w:abstractNumId w:val="18"/>
   </w:num>
   <w:num w:numId="12" w16cid:durableId="35474252">
     <w:abstractNumId w:val="2"/>
   </w:num>
   <w:num w:numId="13" w16cid:durableId="1350645569">
-    <w:abstractNumId w:val="17"/>
+    <w:abstractNumId w:val="19"/>
+  </w:num>
+  <w:num w:numId="14" w16cid:durableId="1156259286">
+    <w:abstractNumId w:val="13"/>
+  </w:num>
+  <w:num w:numId="15" w16cid:durableId="1850875402">
+    <w:abstractNumId w:val="5"/>
   </w:num>
 </w:numbering>
 </file>
@@ -3680,15 +3907,15 @@
     <w:autoRedefine/>
     <w:uiPriority w:val="9"/>
     <w:qFormat/>
-    <w:rsid w:val="00EA6DCB"/>
+    <w:rsid w:val="009643A6"/>
     <w:pPr>
       <w:keepNext/>
       <w:keepLines/>
-      <w:spacing w:after="160"/>
+      <w:spacing w:after="240"/>
       <w:outlineLvl w:val="0"/>
     </w:pPr>
     <w:rPr>
-      <w:rFonts w:ascii="Tahoma" w:eastAsiaTheme="majorEastAsia" w:hAnsi="Tahoma" w:cs="Tahoma"/>
+      <w:rFonts w:ascii="Georgia" w:eastAsiaTheme="majorEastAsia" w:hAnsi="Georgia" w:cs="Times New Roman (Headings CS)"/>
       <w:b/>
       <w:bCs/>
       <w:color w:val="1F4040"/>
@@ -3704,7 +3931,7 @@
     <w:uiPriority w:val="9"/>
     <w:unhideWhenUsed/>
     <w:qFormat/>
-    <w:rsid w:val="008A7422"/>
+    <w:rsid w:val="00F523B4"/>
     <w:pPr>
       <w:keepNext/>
       <w:keepLines/>
@@ -3716,7 +3943,7 @@
       <w:b/>
       <w:caps/>
       <w:color w:val="1F4040"/>
-      <w:sz w:val="40"/>
+      <w:sz w:val="28"/>
     </w:rPr>
   </w:style>
   <w:style w:type="paragraph" w:styleId="Heading3">
@@ -3728,7 +3955,7 @@
     <w:uiPriority w:val="9"/>
     <w:unhideWhenUsed/>
     <w:qFormat/>
-    <w:rsid w:val="004D571A"/>
+    <w:rsid w:val="00F523B4"/>
     <w:pPr>
       <w:keepNext/>
       <w:keepLines/>
@@ -3736,11 +3963,11 @@
       <w:outlineLvl w:val="2"/>
     </w:pPr>
     <w:rPr>
-      <w:rFonts w:eastAsiaTheme="majorEastAsia"/>
+      <w:rFonts w:ascii="Georgia" w:eastAsiaTheme="majorEastAsia" w:hAnsi="Georgia"/>
       <w:b/>
       <w:color w:val="1F4040"/>
       <w:spacing w:val="-4"/>
-      <w:sz w:val="32"/>
+      <w:sz w:val="28"/>
       <w:szCs w:val="24"/>
     </w:rPr>
   </w:style>
@@ -3753,7 +3980,7 @@
     <w:uiPriority w:val="9"/>
     <w:unhideWhenUsed/>
     <w:qFormat/>
-    <w:rsid w:val="004D571A"/>
+    <w:rsid w:val="00F523B4"/>
     <w:pPr>
       <w:keepNext/>
       <w:keepLines/>
@@ -3765,7 +3992,7 @@
       <w:b/>
       <w:bCs/>
       <w:iCs/>
-      <w:sz w:val="28"/>
+      <w:sz w:val="24"/>
     </w:rPr>
   </w:style>
   <w:style w:type="paragraph" w:styleId="Heading5">
@@ -3797,7 +4024,7 @@
     <w:uiPriority w:val="9"/>
     <w:unhideWhenUsed/>
     <w:qFormat/>
-    <w:rsid w:val="0083192C"/>
+    <w:rsid w:val="00F523B4"/>
     <w:pPr>
       <w:keepNext/>
       <w:keepLines/>
@@ -3807,9 +4034,9 @@
     <w:rPr>
       <w:rFonts w:eastAsiaTheme="majorEastAsia" w:cstheme="majorBidi"/>
       <w:b/>
+      <w:i/>
       <w:iCs/>
       <w:color w:val="595959" w:themeColor="text1" w:themeTint="A6"/>
-      <w:sz w:val="24"/>
     </w:rPr>
   </w:style>
   <w:style w:type="paragraph" w:styleId="Heading7">
@@ -3818,6 +4045,7 @@
     <w:next w:val="Normal"/>
     <w:link w:val="Heading7Char"/>
     <w:uiPriority w:val="9"/>
+    <w:semiHidden/>
     <w:unhideWhenUsed/>
     <w:qFormat/>
     <w:rsid w:val="00170FF9"/>
@@ -3877,7 +4105,6 @@
   <w:style w:type="character" w:default="1" w:styleId="DefaultParagraphFont">
     <w:name w:val="Default Paragraph Font"/>
     <w:uiPriority w:val="1"/>
-    <w:semiHidden/>
     <w:unhideWhenUsed/>
   </w:style>
   <w:style w:type="table" w:default="1" w:styleId="TableNormal">
@@ -3906,9 +4133,9 @@
     <w:basedOn w:val="DefaultParagraphFont"/>
     <w:link w:val="Heading1"/>
     <w:uiPriority w:val="9"/>
-    <w:rsid w:val="00EA6DCB"/>
+    <w:rsid w:val="009643A6"/>
     <w:rPr>
-      <w:rFonts w:ascii="Tahoma" w:eastAsiaTheme="majorEastAsia" w:hAnsi="Tahoma" w:cs="Tahoma"/>
+      <w:rFonts w:ascii="Georgia" w:eastAsiaTheme="majorEastAsia" w:hAnsi="Georgia" w:cs="Times New Roman (Headings CS)"/>
       <w:b/>
       <w:bCs/>
       <w:color w:val="1F4040"/>
@@ -3921,13 +4148,13 @@
     <w:basedOn w:val="DefaultParagraphFont"/>
     <w:link w:val="Heading2"/>
     <w:uiPriority w:val="9"/>
-    <w:rsid w:val="008A7422"/>
+    <w:rsid w:val="00F523B4"/>
     <w:rPr>
       <w:rFonts w:ascii="Tahoma" w:eastAsiaTheme="majorEastAsia" w:hAnsi="Tahoma" w:cs="Tahoma"/>
       <w:b/>
       <w:caps/>
       <w:color w:val="1F4040"/>
-      <w:sz w:val="40"/>
+      <w:sz w:val="28"/>
     </w:rPr>
   </w:style>
   <w:style w:type="character" w:customStyle="1" w:styleId="Heading3Char">
@@ -3935,13 +4162,13 @@
     <w:basedOn w:val="DefaultParagraphFont"/>
     <w:link w:val="Heading3"/>
     <w:uiPriority w:val="9"/>
-    <w:rsid w:val="004D571A"/>
+    <w:rsid w:val="00F523B4"/>
     <w:rPr>
-      <w:rFonts w:ascii="Tahoma" w:eastAsiaTheme="majorEastAsia" w:hAnsi="Tahoma" w:cs="Tahoma"/>
+      <w:rFonts w:ascii="Georgia" w:eastAsiaTheme="majorEastAsia" w:hAnsi="Georgia" w:cs="Tahoma"/>
       <w:b/>
       <w:color w:val="1F4040"/>
       <w:spacing w:val="-4"/>
-      <w:sz w:val="32"/>
+      <w:sz w:val="28"/>
     </w:rPr>
   </w:style>
   <w:style w:type="character" w:customStyle="1" w:styleId="Heading4Char">
@@ -3949,14 +4176,13 @@
     <w:basedOn w:val="DefaultParagraphFont"/>
     <w:link w:val="Heading4"/>
     <w:uiPriority w:val="9"/>
-    <w:rsid w:val="004D571A"/>
+    <w:rsid w:val="00F523B4"/>
     <w:rPr>
       <w:rFonts w:ascii="Tahoma" w:eastAsiaTheme="majorEastAsia" w:hAnsi="Tahoma" w:cs="Tahoma"/>
       <w:b/>
       <w:bCs/>
       <w:iCs/>
       <w:color w:val="4D4D4C"/>
-      <w:sz w:val="28"/>
       <w:szCs w:val="18"/>
     </w:rPr>
   </w:style>
@@ -3980,12 +4206,14 @@
     <w:basedOn w:val="DefaultParagraphFont"/>
     <w:link w:val="Heading6"/>
     <w:uiPriority w:val="9"/>
-    <w:rsid w:val="0083192C"/>
+    <w:rsid w:val="00F523B4"/>
     <w:rPr>
       <w:rFonts w:ascii="Tahoma" w:eastAsiaTheme="majorEastAsia" w:hAnsi="Tahoma" w:cstheme="majorBidi"/>
       <w:b/>
+      <w:i/>
       <w:iCs/>
       <w:color w:val="595959" w:themeColor="text1" w:themeTint="A6"/>
+      <w:sz w:val="22"/>
       <w:szCs w:val="18"/>
     </w:rPr>
   </w:style>
@@ -3994,6 +4222,7 @@
     <w:basedOn w:val="DefaultParagraphFont"/>
     <w:link w:val="Heading7"/>
     <w:uiPriority w:val="9"/>
+    <w:semiHidden/>
     <w:rsid w:val="00170FF9"/>
     <w:rPr>
       <w:rFonts w:eastAsiaTheme="majorEastAsia" w:cstheme="majorBidi"/>
@@ -4251,7 +4480,6 @@
   <w:style w:type="paragraph" w:customStyle="1" w:styleId="DocumentTitle">
     <w:name w:val="Document Title"/>
     <w:basedOn w:val="Heading1"/>
-    <w:qFormat/>
     <w:rsid w:val="00F33E45"/>
     <w:pPr>
       <w:spacing w:before="120"/>
@@ -4264,8 +4492,7 @@
   <w:style w:type="paragraph" w:customStyle="1" w:styleId="DocumentSecondaryTitle">
     <w:name w:val="Document Secondary Title"/>
     <w:basedOn w:val="Heading2"/>
-    <w:qFormat/>
-    <w:rsid w:val="00342DA0"/>
+    <w:rsid w:val="007111CD"/>
     <w:rPr>
       <w:color w:val="003D38"/>
       <w:sz w:val="30"/>
@@ -4324,15 +4551,15 @@
     <w:uiPriority w:val="39"/>
     <w:unhideWhenUsed/>
     <w:qFormat/>
-    <w:rsid w:val="00A31A9E"/>
+    <w:rsid w:val="009643A6"/>
     <w:pPr>
       <w:spacing w:before="480" w:after="0" w:line="276" w:lineRule="auto"/>
       <w:outlineLvl w:val="9"/>
     </w:pPr>
     <w:rPr>
-      <w:rFonts w:cstheme="majorBidi"/>
+      <w:rFonts w:ascii="Tahoma" w:hAnsi="Tahoma" w:cstheme="majorBidi"/>
       <w:kern w:val="0"/>
-      <w:sz w:val="28"/>
+      <w:sz w:val="30"/>
       <w:szCs w:val="28"/>
       <w:lang w:val="en-US"/>
       <w14:ligatures w14:val="none"/>
@@ -4345,15 +4572,13 @@
     <w:autoRedefine/>
     <w:uiPriority w:val="39"/>
     <w:unhideWhenUsed/>
-    <w:rsid w:val="00503EDA"/>
+    <w:rsid w:val="009643A6"/>
     <w:pPr>
       <w:spacing w:before="120" w:after="0"/>
     </w:pPr>
     <w:rPr>
-      <w:rFonts w:asciiTheme="minorHAnsi" w:hAnsiTheme="minorHAnsi"/>
       <w:b/>
       <w:bCs/>
-      <w:i/>
       <w:iCs/>
       <w:sz w:val="24"/>
       <w:szCs w:val="24"/>
@@ -4366,14 +4591,12 @@
     <w:autoRedefine/>
     <w:uiPriority w:val="39"/>
     <w:unhideWhenUsed/>
-    <w:rsid w:val="00503EDA"/>
+    <w:rsid w:val="009643A6"/>
     <w:pPr>
       <w:spacing w:before="120" w:after="0"/>
       <w:ind w:left="180"/>
     </w:pPr>
     <w:rPr>
-      <w:rFonts w:asciiTheme="minorHAnsi" w:hAnsiTheme="minorHAnsi"/>
-      <w:b/>
       <w:bCs/>
       <w:szCs w:val="22"/>
     </w:rPr>
@@ -4385,13 +4608,12 @@
     <w:autoRedefine/>
     <w:uiPriority w:val="39"/>
     <w:unhideWhenUsed/>
-    <w:rsid w:val="00503EDA"/>
+    <w:rsid w:val="009643A6"/>
     <w:pPr>
       <w:spacing w:after="0"/>
       <w:ind w:left="360"/>
     </w:pPr>
     <w:rPr>
-      <w:rFonts w:asciiTheme="minorHAnsi" w:hAnsiTheme="minorHAnsi"/>
       <w:sz w:val="20"/>
       <w:szCs w:val="20"/>
     </w:rPr>
@@ -4403,13 +4625,12 @@
     <w:autoRedefine/>
     <w:uiPriority w:val="39"/>
     <w:unhideWhenUsed/>
-    <w:rsid w:val="00503EDA"/>
+    <w:rsid w:val="009643A6"/>
     <w:pPr>
       <w:spacing w:after="0"/>
       <w:ind w:left="540"/>
     </w:pPr>
     <w:rPr>
-      <w:rFonts w:asciiTheme="minorHAnsi" w:hAnsiTheme="minorHAnsi"/>
       <w:sz w:val="20"/>
       <w:szCs w:val="20"/>
     </w:rPr>
@@ -4510,7 +4731,7 @@
     </w:rPr>
   </w:style>
   <w:style w:type="paragraph" w:customStyle="1" w:styleId="DocumentTitle0">
-    <w:name w:val="Document Title0"/>
+    <w:name w:val="Document Title"/>
     <w:basedOn w:val="Heading1"/>
     <w:qFormat/>
     <w:rsid w:val="00F33E45"/>
@@ -4523,10 +4744,32 @@
     </w:rPr>
   </w:style>
   <w:style w:type="paragraph" w:customStyle="1" w:styleId="DocumentSecondaryTitle0">
+    <w:name w:val="Document Secondary Title"/>
+    <w:basedOn w:val="Heading2"/>
+    <w:qFormat/>
+    <w:rsid w:val="007111CD"/>
+    <w:rPr>
+      <w:color w:val="003D38"/>
+      <w:sz w:val="30"/>
+    </w:rPr>
+  </w:style>
+  <w:style w:type="paragraph" w:customStyle="1" w:styleId="DocumentTitle00">
+    <w:name w:val="Document Title0"/>
+    <w:basedOn w:val="Heading1"/>
+    <w:rsid w:val="009C5B09"/>
+    <w:pPr>
+      <w:spacing w:before="120" w:after="160"/>
+    </w:pPr>
+    <w:rPr>
+      <w:rFonts w:ascii="Tahoma" w:hAnsi="Tahoma" w:cs="Tahoma"/>
+      <w:color w:val="003D38"/>
+      <w:sz w:val="100"/>
+    </w:rPr>
+  </w:style>
+  <w:style w:type="paragraph" w:customStyle="1" w:styleId="DocumentSecondaryTitle00">
     <w:name w:val="Document Secondary Title0"/>
     <w:basedOn w:val="Heading2"/>
-    <w:qFormat/>
-    <w:rsid w:val="00A53B8B"/>
+    <w:rsid w:val="009C5B09"/>
     <w:rPr>
       <w:color w:val="003D38"/>
       <w:sz w:val="30"/>
@@ -4835,26 +5078,6 @@
 </file>
 
 <file path=customXml/item2.xml><?xml version="1.0" encoding="utf-8"?>
-<?mso-contentType ?>
-<FormTemplates xmlns="http://schemas.microsoft.com/sharepoint/v3/contenttype/forms">
-  <Display>DocumentLibraryForm</Display>
-  <Edit>DocumentLibraryForm</Edit>
-  <New>DocumentLibraryForm</New>
-</FormTemplates>
-</file>
-
-<file path=customXml/item3.xml><?xml version="1.0" encoding="utf-8"?>
-<p:properties xmlns:p="http://schemas.microsoft.com/office/2006/metadata/properties" xmlns:xsi="http://www.w3.org/2001/XMLSchema-instance" xmlns:pc="http://schemas.microsoft.com/office/infopath/2007/PartnerControls">
-  <documentManagement>
-    <TaxCatchAll xmlns="23a8e03a-f540-46c0-adeb-6c3d8fada3ab" xsi:nil="true"/>
-    <lcf76f155ced4ddcb4097134ff3c332f xmlns="294a9895-1d1d-4446-bf9d-6590381eaddb">
-      <Terms xmlns="http://schemas.microsoft.com/office/infopath/2007/PartnerControls"/>
-    </lcf76f155ced4ddcb4097134ff3c332f>
-  </documentManagement>
-</p:properties>
-</file>
-
-<file path=customXml/item4.xml><?xml version="1.0" encoding="utf-8"?>
 <ct:contentTypeSchema xmlns:ct="http://schemas.microsoft.com/office/2006/metadata/contentType" xmlns:ma="http://schemas.microsoft.com/office/2006/metadata/properties/metaAttributes" ct:_="" ma:_="" ma:contentTypeName="Document" ma:contentTypeID="0x010100C226802F5DF97C4EBC0155A0C777D530" ma:contentTypeVersion="16" ma:contentTypeDescription="Create a new document." ma:contentTypeScope="" ma:versionID="6e5cc85d4d8725c5276041ee156e9557">
   <xsd:schema xmlns:xsd="http://www.w3.org/2001/XMLSchema" xmlns:xs="http://www.w3.org/2001/XMLSchema" xmlns:p="http://schemas.microsoft.com/office/2006/metadata/properties" xmlns:ns2="294a9895-1d1d-4446-bf9d-6590381eaddb" xmlns:ns3="23a8e03a-f540-46c0-adeb-6c3d8fada3ab" targetNamespace="http://schemas.microsoft.com/office/2006/metadata/properties" ma:root="true" ma:fieldsID="96e20142f312f77e093fd2c07a9a3423" ns2:_="" ns3:_="">
     <xsd:import namespace="294a9895-1d1d-4446-bf9d-6590381eaddb"/>
@@ -5095,6 +5318,26 @@
 </ct:contentTypeSchema>
 </file>
 
+<file path=customXml/item3.xml><?xml version="1.0" encoding="utf-8"?>
+<p:properties xmlns:p="http://schemas.microsoft.com/office/2006/metadata/properties" xmlns:xsi="http://www.w3.org/2001/XMLSchema-instance" xmlns:pc="http://schemas.microsoft.com/office/infopath/2007/PartnerControls">
+  <documentManagement>
+    <TaxCatchAll xmlns="23a8e03a-f540-46c0-adeb-6c3d8fada3ab" xsi:nil="true"/>
+    <lcf76f155ced4ddcb4097134ff3c332f xmlns="294a9895-1d1d-4446-bf9d-6590381eaddb">
+      <Terms xmlns="http://schemas.microsoft.com/office/infopath/2007/PartnerControls"/>
+    </lcf76f155ced4ddcb4097134ff3c332f>
+  </documentManagement>
+</p:properties>
+</file>
+
+<file path=customXml/item4.xml><?xml version="1.0" encoding="utf-8"?>
+<?mso-contentType ?>
+<FormTemplates xmlns="http://schemas.microsoft.com/sharepoint/v3/contenttype/forms">
+  <Display>DocumentLibraryForm</Display>
+  <Edit>DocumentLibraryForm</Edit>
+  <New>DocumentLibraryForm</New>
+</FormTemplates>
+</file>
+
 <file path=customXml/itemProps1.xml><?xml version="1.0" encoding="utf-8"?>
 <ds:datastoreItem xmlns:ds="http://schemas.openxmlformats.org/officeDocument/2006/customXml" ds:itemID="{47A32E93-B0EF-47D1-8D35-90CC1424A5E0}">
   <ds:schemaRefs>
@@ -5104,25 +5347,6 @@
 </file>
 
 <file path=customXml/itemProps2.xml><?xml version="1.0" encoding="utf-8"?>
-<ds:datastoreItem xmlns:ds="http://schemas.openxmlformats.org/officeDocument/2006/customXml" ds:itemID="{511DAC1D-705D-401A-AF35-C815A417572C}">
-  <ds:schemaRefs>
-    <ds:schemaRef ds:uri="http://schemas.microsoft.com/sharepoint/v3/contenttype/forms"/>
-  </ds:schemaRefs>
-</ds:datastoreItem>
-</file>
-
-<file path=customXml/itemProps3.xml><?xml version="1.0" encoding="utf-8"?>
-<ds:datastoreItem xmlns:ds="http://schemas.openxmlformats.org/officeDocument/2006/customXml" ds:itemID="{1C5E38B7-0A1D-4ED7-9B60-E4916DEBA6D7}">
-  <ds:schemaRefs>
-    <ds:schemaRef ds:uri="http://schemas.microsoft.com/office/2006/metadata/properties"/>
-    <ds:schemaRef ds:uri="http://schemas.microsoft.com/office/infopath/2007/PartnerControls"/>
-    <ds:schemaRef ds:uri="23a8e03a-f540-46c0-adeb-6c3d8fada3ab"/>
-    <ds:schemaRef ds:uri="294a9895-1d1d-4446-bf9d-6590381eaddb"/>
-  </ds:schemaRefs>
-</ds:datastoreItem>
-</file>
-
-<file path=customXml/itemProps4.xml><?xml version="1.0" encoding="utf-8"?>
 <ds:datastoreItem xmlns:ds="http://schemas.openxmlformats.org/officeDocument/2006/customXml" ds:itemID="{70CDC79D-CC56-4B60-923B-562300D3A20B}">
   <ds:schemaRefs>
     <ds:schemaRef ds:uri="http://schemas.microsoft.com/office/2006/metadata/contentType"/>
@@ -5141,6 +5365,25 @@
 </ds:datastoreItem>
 </file>
 
+<file path=customXml/itemProps3.xml><?xml version="1.0" encoding="utf-8"?>
+<ds:datastoreItem xmlns:ds="http://schemas.openxmlformats.org/officeDocument/2006/customXml" ds:itemID="{1C5E38B7-0A1D-4ED7-9B60-E4916DEBA6D7}">
+  <ds:schemaRefs>
+    <ds:schemaRef ds:uri="http://schemas.microsoft.com/office/2006/metadata/properties"/>
+    <ds:schemaRef ds:uri="http://schemas.microsoft.com/office/infopath/2007/PartnerControls"/>
+    <ds:schemaRef ds:uri="23a8e03a-f540-46c0-adeb-6c3d8fada3ab"/>
+    <ds:schemaRef ds:uri="294a9895-1d1d-4446-bf9d-6590381eaddb"/>
+  </ds:schemaRefs>
+</ds:datastoreItem>
+</file>
+
+<file path=customXml/itemProps4.xml><?xml version="1.0" encoding="utf-8"?>
+<ds:datastoreItem xmlns:ds="http://schemas.openxmlformats.org/officeDocument/2006/customXml" ds:itemID="{511DAC1D-705D-401A-AF35-C815A417572C}">
+  <ds:schemaRefs>
+    <ds:schemaRef ds:uri="http://schemas.microsoft.com/sharepoint/v3/contenttype/forms"/>
+  </ds:schemaRefs>
+</ds:datastoreItem>
+</file>
+
 <file path=docMetadata/LabelInfo.xml><?xml version="1.0" encoding="utf-8"?>
 <clbl:labelList xmlns:clbl="http://schemas.microsoft.com/office/2020/mipLabelMetadata">
   <clbl:label id="{a8816c53-b0d3-4c1a-a10e-aa4784cf6e23}" enabled="1" method="Privileged" siteId="{fdade0c4-3fea-4320-ae53-1a1742aeff1e}" removed="0"/>
